--- a/public/assets/template/docx/surat_pernyataan_keberadaan_pasutri.docx
+++ b/public/assets/template/docx/surat_pernyataan_keberadaan_pasutri.docx
@@ -47,39 +47,39 @@
         <w:pStyle w:val="BodyText"/>
       </w:pPr>
       <w:r>
-        <w:t xml:space="preserve">Nama : $NAMA</w:t>
-      </w:r>
-    </w:p>
-    <w:p>
-      <w:pPr>
-        <w:pStyle w:val="BodyText"/>
-      </w:pPr>
-      <w:r>
-        <w:t xml:space="preserve">NIK : $NIK</w:t>
-      </w:r>
-    </w:p>
-    <w:p>
-      <w:pPr>
-        <w:pStyle w:val="BodyText"/>
-      </w:pPr>
-      <w:r>
-        <w:t xml:space="preserve">Tempat/ Tanggal Lahir : $TTL</w:t>
-      </w:r>
-    </w:p>
-    <w:p>
-      <w:pPr>
-        <w:pStyle w:val="BodyText"/>
-      </w:pPr>
-      <w:r>
-        <w:t xml:space="preserve">Pekerjaan : $PEKERJAAN</w:t>
-      </w:r>
-    </w:p>
-    <w:p>
-      <w:pPr>
-        <w:pStyle w:val="BodyText"/>
-      </w:pPr>
-      <w:r>
-        <w:t xml:space="preserve">Alamat : $ALAMAT, Kalurahan $NAMA_DES, Kapanewon $NAMA_KEC, Kabupaten $NAMA_KAB</w:t>
+        <w:t xml:space="preserve">Nama : ${NAMA}</w:t>
+      </w:r>
+    </w:p>
+    <w:p>
+      <w:pPr>
+        <w:pStyle w:val="BodyText"/>
+      </w:pPr>
+      <w:r>
+        <w:t xml:space="preserve">NIK : ${NIK}</w:t>
+      </w:r>
+    </w:p>
+    <w:p>
+      <w:pPr>
+        <w:pStyle w:val="BodyText"/>
+      </w:pPr>
+      <w:r>
+        <w:t xml:space="preserve">Tempat/ Tanggal Lahir : ${TTL}</w:t>
+      </w:r>
+    </w:p>
+    <w:p>
+      <w:pPr>
+        <w:pStyle w:val="BodyText"/>
+      </w:pPr>
+      <w:r>
+        <w:t xml:space="preserve">Pekerjaan : ${PEKERJAAN}</w:t>
+      </w:r>
+    </w:p>
+    <w:p>
+      <w:pPr>
+        <w:pStyle w:val="BodyText"/>
+      </w:pPr>
+      <w:r>
+        <w:t xml:space="preserve">Alamat : ${ALAMAT}, Kalurahan ${NAMA_DES}, Kapanewon ${NAMA_KEC}, Kabupaten ${NAMA_KAB}</w:t>
       </w:r>
     </w:p>
     <w:p>
@@ -95,39 +95,39 @@
         <w:pStyle w:val="BodyText"/>
       </w:pPr>
       <w:r>
-        <w:t xml:space="preserve">Nama : $AYAH_NAMA</w:t>
-      </w:r>
-    </w:p>
-    <w:p>
-      <w:pPr>
-        <w:pStyle w:val="BodyText"/>
-      </w:pPr>
-      <w:r>
-        <w:t xml:space="preserve">NIK : $AYAH_NIK</w:t>
-      </w:r>
-    </w:p>
-    <w:p>
-      <w:pPr>
-        <w:pStyle w:val="BodyText"/>
-      </w:pPr>
-      <w:r>
-        <w:t xml:space="preserve">Tempat/ Tanggal Lahir : $AYAH_TTL</w:t>
-      </w:r>
-    </w:p>
-    <w:p>
-      <w:pPr>
-        <w:pStyle w:val="BodyText"/>
-      </w:pPr>
-      <w:r>
-        <w:t xml:space="preserve">Pekerjaan : $AYAH_PEKERJAAN</w:t>
-      </w:r>
-    </w:p>
-    <w:p>
-      <w:pPr>
-        <w:pStyle w:val="BodyText"/>
-      </w:pPr>
-      <w:r>
-        <w:t xml:space="preserve">Alamat : $AYAH_ALAMAT, Kalurahan $NAMA_DES, Kapanewon $NAMA_KEC, Kabupaten $NAMA_KAB</w:t>
+        <w:t xml:space="preserve">Nama : ${AYAH_NAMA}</w:t>
+      </w:r>
+    </w:p>
+    <w:p>
+      <w:pPr>
+        <w:pStyle w:val="BodyText"/>
+      </w:pPr>
+      <w:r>
+        <w:t xml:space="preserve">NIK : ${AYAH_NIK}</w:t>
+      </w:r>
+    </w:p>
+    <w:p>
+      <w:pPr>
+        <w:pStyle w:val="BodyText"/>
+      </w:pPr>
+      <w:r>
+        <w:t xml:space="preserve">Tempat/ Tanggal Lahir : ${AYAH_TTL}</w:t>
+      </w:r>
+    </w:p>
+    <w:p>
+      <w:pPr>
+        <w:pStyle w:val="BodyText"/>
+      </w:pPr>
+      <w:r>
+        <w:t xml:space="preserve">Pekerjaan : ${AYAH_PEKERJAAN}</w:t>
+      </w:r>
+    </w:p>
+    <w:p>
+      <w:pPr>
+        <w:pStyle w:val="BodyText"/>
+      </w:pPr>
+      <w:r>
+        <w:t xml:space="preserve">Alamat : ${AYAH_ALAMAT}, Kalurahan ${NAMA_DES}, Kapanewon ${NAMA_KEC}, Kabupaten ${NAMA_KAB}</w:t>
       </w:r>
     </w:p>
     <w:p>
@@ -143,39 +143,39 @@
         <w:pStyle w:val="BodyText"/>
       </w:pPr>
       <w:r>
-        <w:t xml:space="preserve">Nama : $IBU_NAMA</w:t>
-      </w:r>
-    </w:p>
-    <w:p>
-      <w:pPr>
-        <w:pStyle w:val="BodyText"/>
-      </w:pPr>
-      <w:r>
-        <w:t xml:space="preserve">NIK : $IBU_NIK</w:t>
-      </w:r>
-    </w:p>
-    <w:p>
-      <w:pPr>
-        <w:pStyle w:val="BodyText"/>
-      </w:pPr>
-      <w:r>
-        <w:t xml:space="preserve">Tempat/ Tanggal Lahir : $IBU_TTL</w:t>
-      </w:r>
-    </w:p>
-    <w:p>
-      <w:pPr>
-        <w:pStyle w:val="BodyText"/>
-      </w:pPr>
-      <w:r>
-        <w:t xml:space="preserve">Pekerjaan : $IBU_PEKERJAAN</w:t>
-      </w:r>
-    </w:p>
-    <w:p>
-      <w:pPr>
-        <w:pStyle w:val="BodyText"/>
-      </w:pPr>
-      <w:r>
-        <w:t xml:space="preserve">Alamat : $IBU_ALAMAT,</w:t>
+        <w:t xml:space="preserve">Nama : ${IBU_NAMA}</w:t>
+      </w:r>
+    </w:p>
+    <w:p>
+      <w:pPr>
+        <w:pStyle w:val="BodyText"/>
+      </w:pPr>
+      <w:r>
+        <w:t xml:space="preserve">NIK : ${IBU_NIK}</w:t>
+      </w:r>
+    </w:p>
+    <w:p>
+      <w:pPr>
+        <w:pStyle w:val="BodyText"/>
+      </w:pPr>
+      <w:r>
+        <w:t xml:space="preserve">Tempat/ Tanggal Lahir : ${IBU_TTL}</w:t>
+      </w:r>
+    </w:p>
+    <w:p>
+      <w:pPr>
+        <w:pStyle w:val="BodyText"/>
+      </w:pPr>
+      <w:r>
+        <w:t xml:space="preserve">Pekerjaan : ${IBU_PEKERJAAN}</w:t>
+      </w:r>
+    </w:p>
+    <w:p>
+      <w:pPr>
+        <w:pStyle w:val="BodyText"/>
+      </w:pPr>
+      <w:r>
+        <w:t xml:space="preserve">Alamat : ${IBU_ALAMAT},</w:t>
       </w:r>
       <w:r>
         <w:t xml:space="preserve"> </w:t>
@@ -189,15 +189,15 @@
         <w:t xml:space="preserve"> </w:t>
       </w:r>
       <w:r>
-        <w:t xml:space="preserve">$NAMA_DES, Kapanewon $NAMA_KEC, Kabupaten $NAMA_KAB</w:t>
-      </w:r>
-    </w:p>
-    <w:p>
-      <w:pPr>
-        <w:pStyle w:val="BodyText"/>
-      </w:pPr>
-      <w:r>
-        <w:t xml:space="preserve">Sebagaimana tercantum dalam Kartu Keluarga (KK) Nomor : $AYAH_NO_KK</w:t>
+        <w:t xml:space="preserve">${NAMA_DES}, Kapanewon ${NAMA_KEC}, Kabupaten ${NAMA_KAB}</w:t>
+      </w:r>
+    </w:p>
+    <w:p>
+      <w:pPr>
+        <w:pStyle w:val="BodyText"/>
+      </w:pPr>
+      <w:r>
+        <w:t xml:space="preserve">Sebagaimana tercantum dalam Kartu Keluarga (KK) Nomor : ${AYAH_NO_KK}</w:t>
       </w:r>
     </w:p>
     <w:p>
@@ -234,7 +234,7 @@
               <w:pStyle w:val="BodyText"/>
             </w:pPr>
             <w:r>
-              <w:t xml:space="preserve">$NAMA_CALON</w:t>
+              <w:t xml:space="preserve">${NAMA_CALON}</w:t>
             </w:r>
           </w:p>
           <w:p>
@@ -242,7 +242,7 @@
               <w:pStyle w:val="BodyText"/>
             </w:pPr>
             <w:r>
-              <w:t xml:space="preserve">NIK $NIK_CALON</w:t>
+              <w:t xml:space="preserve">NIK ${NIK_CALON}</w:t>
             </w:r>
           </w:p>
         </w:tc>
@@ -253,7 +253,7 @@
               <w:pStyle w:val="BodyText"/>
             </w:pPr>
             <w:r>
-              <w:t xml:space="preserve">$NAMA_DES, $TGL_SURAT</w:t>
+              <w:t xml:space="preserve">${NAMA_DES}, ${TGL_SURAT}</w:t>
             </w:r>
           </w:p>
           <w:p>
@@ -277,7 +277,7 @@
               <w:pStyle w:val="BodyText"/>
             </w:pPr>
             <w:r>
-              <w:t xml:space="preserve">$NAMA</w:t>
+              <w:t xml:space="preserve">${NAMA}</w:t>
             </w:r>
           </w:p>
         </w:tc>
@@ -298,7 +298,7 @@
               <w:pStyle w:val="BodyText"/>
             </w:pPr>
             <w:r>
-              <w:t xml:space="preserve">$SAKSI_BARU2</w:t>
+              <w:t xml:space="preserve">${SAKSI_BARU2}</w:t>
             </w:r>
           </w:p>
           <w:p>
@@ -306,7 +306,7 @@
               <w:pStyle w:val="BodyText"/>
             </w:pPr>
             <w:r>
-              <w:t xml:space="preserve">NIK $SAKSI_UMUR2</w:t>
+              <w:t xml:space="preserve">NIK ${SAKSI_UMUR2}</w:t>
             </w:r>
           </w:p>
         </w:tc>
